--- a/6 sem/4.Вербицкий.статья.docx
+++ b/6 sem/4.Вербицкий.статья.docx
@@ -613,8 +613,6 @@
         </w:rPr>
         <w:t>API</w:t>
       </w:r>
-      <w:bookmarkStart w:id="1" w:name="_GoBack"/>
-      <w:bookmarkEnd w:id="1"/>
       <w:r>
         <w:rPr>
           <w:rFonts w:ascii="Times New Roman" w:hAnsi="Times New Roman" w:cs="Times New Roman"/>
@@ -1293,36 +1291,22 @@
           <w:rFonts w:ascii="Times New Roman" w:eastAsia="Times New Roman" w:hAnsi="Times New Roman" w:cs="Times New Roman"/>
           <w:szCs w:val="28"/>
         </w:rPr>
-        <w:t>М</w:t>
+        <w:t xml:space="preserve">Модель </w:t>
       </w:r>
       <w:r>
         <w:rPr>
           <w:rFonts w:ascii="Times New Roman" w:eastAsia="Times New Roman" w:hAnsi="Times New Roman" w:cs="Times New Roman"/>
           <w:szCs w:val="28"/>
-        </w:rPr>
-        <w:t xml:space="preserve">одель </w:t>
+          <w:lang w:val="en-US"/>
+        </w:rPr>
+        <w:t>ER</w:t>
       </w:r>
       <w:r>
         <w:rPr>
           <w:rFonts w:ascii="Times New Roman" w:eastAsia="Times New Roman" w:hAnsi="Times New Roman" w:cs="Times New Roman"/>
           <w:szCs w:val="28"/>
-          <w:lang w:val="en-US"/>
-        </w:rPr>
-        <w:t>ER</w:t>
-      </w:r>
-      <w:r>
-        <w:rPr>
-          <w:rFonts w:ascii="Times New Roman" w:eastAsia="Times New Roman" w:hAnsi="Times New Roman" w:cs="Times New Roman"/>
-          <w:szCs w:val="28"/>
-        </w:rPr>
-        <w:t xml:space="preserve"> диаграммы показана на рисунке 1</w:t>
-      </w:r>
-      <w:r>
-        <w:rPr>
-          <w:rFonts w:ascii="Times New Roman" w:eastAsia="Times New Roman" w:hAnsi="Times New Roman" w:cs="Times New Roman"/>
-          <w:szCs w:val="28"/>
-        </w:rPr>
-        <w:t>.</w:t>
+        </w:rPr>
+        <w:t xml:space="preserve"> диаграммы показана на рисунке 1.</w:t>
       </w:r>
     </w:p>
     <w:p>
@@ -1342,6 +1326,7 @@
       <w:r>
         <w:rPr>
           <w:noProof/>
+          <w:lang w:eastAsia="ru-RU"/>
         </w:rPr>
         <w:lastRenderedPageBreak/>
         <w:drawing>
@@ -1410,7 +1395,7 @@
           <w:lang w:eastAsia="ru-RU"/>
         </w:rPr>
       </w:pPr>
-      <w:bookmarkStart w:id="2" w:name="_Hlk118709866"/>
+      <w:bookmarkStart w:id="1" w:name="_Hlk118709866"/>
       <w:r>
         <w:rPr>
           <w:rFonts w:ascii="Times New Roman" w:eastAsia="Times New Roman" w:hAnsi="Times New Roman" w:cs="Times New Roman"/>
@@ -1420,7 +1405,7 @@
         </w:rPr>
         <w:t xml:space="preserve">Рисунок 1 – </w:t>
       </w:r>
-      <w:bookmarkEnd w:id="2"/>
+      <w:bookmarkEnd w:id="1"/>
       <w:r>
         <w:rPr>
           <w:rFonts w:ascii="Times New Roman" w:hAnsi="Times New Roman" w:cs="Times New Roman"/>
@@ -1490,7 +1475,21 @@
           <w:rFonts w:ascii="Times New Roman" w:eastAsia="Times New Roman" w:hAnsi="Times New Roman" w:cs="Times New Roman"/>
           <w:szCs w:val="28"/>
         </w:rPr>
-        <w:t>Основные данные пользователей извлекаются и помещаются в соответствующие модели. Также извлекается информация о подписках пользователя. Таблица, в которой хранятся данные пользователей, показана на рисунке 2.</w:t>
+        <w:t>Основные данные пользователей</w:t>
+      </w:r>
+      <w:r>
+        <w:rPr>
+          <w:rFonts w:ascii="Times New Roman" w:eastAsia="Times New Roman" w:hAnsi="Times New Roman" w:cs="Times New Roman"/>
+          <w:szCs w:val="28"/>
+        </w:rPr>
+        <w:t xml:space="preserve"> и их подписки</w:t>
+      </w:r>
+      <w:r>
+        <w:rPr>
+          <w:rFonts w:ascii="Times New Roman" w:eastAsia="Times New Roman" w:hAnsi="Times New Roman" w:cs="Times New Roman"/>
+          <w:szCs w:val="28"/>
+        </w:rPr>
+        <w:t xml:space="preserve"> извлекаются и помещаются в соответствующие модели. Также извлекается информация о подписках пользователя. Таблица, в которой хранятся данные пользователей, показана на рисунке 2.</w:t>
       </w:r>
     </w:p>
     <w:p>
@@ -1510,6 +1509,7 @@
       <w:r>
         <w:rPr>
           <w:noProof/>
+          <w:lang w:eastAsia="ru-RU"/>
         </w:rPr>
         <w:drawing>
           <wp:inline distT="0" distB="0" distL="0" distR="0" wp14:anchorId="30DF4024" wp14:editId="7FAC67D6">
@@ -1628,6 +1628,37 @@
         </w:rPr>
         <w:t>.</w:t>
       </w:r>
+      <w:r>
+        <w:rPr>
+          <w:rFonts w:ascii="Times New Roman" w:hAnsi="Times New Roman" w:cs="Times New Roman"/>
+          <w:szCs w:val="28"/>
+        </w:rPr>
+        <w:t xml:space="preserve"> Автоматический сбор информации существенно улучшит ее точность и количество сведений для будущего </w:t>
+      </w:r>
+      <w:r>
+        <w:rPr>
+          <w:rFonts w:ascii="Times New Roman" w:hAnsi="Times New Roman" w:cs="Times New Roman"/>
+          <w:szCs w:val="28"/>
+        </w:rPr>
+        <w:lastRenderedPageBreak/>
+        <w:t>анализа. Доработанный функционал приложения компании могут использовать для повышения качества своих продуктов</w:t>
+      </w:r>
+      <w:r>
+        <w:rPr>
+          <w:rFonts w:ascii="Times New Roman" w:hAnsi="Times New Roman" w:cs="Times New Roman"/>
+          <w:szCs w:val="28"/>
+        </w:rPr>
+        <w:t xml:space="preserve"> и</w:t>
+      </w:r>
+      <w:r>
+        <w:rPr>
+          <w:rFonts w:ascii="Times New Roman" w:hAnsi="Times New Roman" w:cs="Times New Roman"/>
+          <w:szCs w:val="28"/>
+        </w:rPr>
+        <w:t xml:space="preserve"> анализа пользовательского контингента.</w:t>
+      </w:r>
+      <w:bookmarkStart w:id="2" w:name="_GoBack"/>
+      <w:bookmarkEnd w:id="2"/>
     </w:p>
     <w:p>
       <w:pPr>
@@ -1674,7 +1705,6 @@
           <w:szCs w:val="28"/>
           <w:lang w:eastAsia="ru-RU"/>
         </w:rPr>
-        <w:lastRenderedPageBreak/>
         <w:t>Библиографический список</w:t>
       </w:r>
     </w:p>
@@ -1729,7 +1759,43 @@
           <w:color w:val="0D0D0D" w:themeColor="text1" w:themeTint="F2"/>
           <w:szCs w:val="28"/>
         </w:rPr>
-        <w:t xml:space="preserve"> // Официальный сайт разработчиков VK: [сайт]. – 2024. – URL: https://dev.vk.com/ (дата обращения: 26.11.2024).</w:t>
+        <w:t xml:space="preserve"> // Официальный сайт </w:t>
+      </w:r>
+      <w:r>
+        <w:rPr>
+          <w:rFonts w:ascii="Times New Roman" w:hAnsi="Times New Roman" w:cs="Times New Roman"/>
+          <w:bCs/>
+          <w:color w:val="0D0D0D" w:themeColor="text1" w:themeTint="F2"/>
+          <w:szCs w:val="28"/>
+        </w:rPr>
+        <w:t>разработчиков VK: [сайт]. – 2025</w:t>
+      </w:r>
+      <w:r>
+        <w:rPr>
+          <w:rFonts w:ascii="Times New Roman" w:hAnsi="Times New Roman" w:cs="Times New Roman"/>
+          <w:bCs/>
+          <w:color w:val="0D0D0D" w:themeColor="text1" w:themeTint="F2"/>
+          <w:szCs w:val="28"/>
+        </w:rPr>
+        <w:t>. – URL: https:/</w:t>
+      </w:r>
+      <w:r>
+        <w:rPr>
+          <w:rFonts w:ascii="Times New Roman" w:hAnsi="Times New Roman" w:cs="Times New Roman"/>
+          <w:bCs/>
+          <w:color w:val="0D0D0D" w:themeColor="text1" w:themeTint="F2"/>
+          <w:szCs w:val="28"/>
+        </w:rPr>
+        <w:t>/dev.vk.com/ (дата обращения: 03.02.2025</w:t>
+      </w:r>
+      <w:r>
+        <w:rPr>
+          <w:rFonts w:ascii="Times New Roman" w:hAnsi="Times New Roman" w:cs="Times New Roman"/>
+          <w:bCs/>
+          <w:color w:val="0D0D0D" w:themeColor="text1" w:themeTint="F2"/>
+          <w:szCs w:val="28"/>
+        </w:rPr>
+        <w:t>).</w:t>
       </w:r>
     </w:p>
     <w:p>
@@ -1794,9 +1860,8 @@
           <w:color w:val="0D0D0D" w:themeColor="text1" w:themeTint="F2"/>
           <w:szCs w:val="28"/>
         </w:rPr>
-        <w:t xml:space="preserve"> // Документация библиотеки </w:t>
-      </w:r>
-      <w:proofErr w:type="spellStart"/>
+        <w:t xml:space="preserve"> // Документация библи</w:t>
+      </w:r>
       <w:r>
         <w:rPr>
           <w:rFonts w:ascii="Times New Roman" w:hAnsi="Times New Roman" w:cs="Times New Roman"/>
@@ -1804,9 +1869,9 @@
           <w:color w:val="0D0D0D" w:themeColor="text1" w:themeTint="F2"/>
           <w:szCs w:val="28"/>
         </w:rPr>
-        <w:t>SQLAlchemy</w:t>
-      </w:r>
-      <w:proofErr w:type="spellEnd"/>
+        <w:t xml:space="preserve">отеки </w:t>
+      </w:r>
+      <w:proofErr w:type="spellStart"/>
       <w:r>
         <w:rPr>
           <w:rFonts w:ascii="Times New Roman" w:hAnsi="Times New Roman" w:cs="Times New Roman"/>
@@ -1814,7 +1879,44 @@
           <w:color w:val="0D0D0D" w:themeColor="text1" w:themeTint="F2"/>
           <w:szCs w:val="28"/>
         </w:rPr>
-        <w:t>: [сайт]. – 2024. – URL: https://docs.sqlalchemy.org/ (дата обращения: 26.11.2024).</w:t>
+        <w:t>SQLAlchemy</w:t>
+      </w:r>
+      <w:proofErr w:type="spellEnd"/>
+      <w:r>
+        <w:rPr>
+          <w:rFonts w:ascii="Times New Roman" w:hAnsi="Times New Roman" w:cs="Times New Roman"/>
+          <w:bCs/>
+          <w:color w:val="0D0D0D" w:themeColor="text1" w:themeTint="F2"/>
+          <w:szCs w:val="28"/>
+        </w:rPr>
+        <w:t>: [сайт]. – 2025</w:t>
+      </w:r>
+      <w:r>
+        <w:rPr>
+          <w:rFonts w:ascii="Times New Roman" w:hAnsi="Times New Roman" w:cs="Times New Roman"/>
+          <w:bCs/>
+          <w:color w:val="0D0D0D" w:themeColor="text1" w:themeTint="F2"/>
+          <w:szCs w:val="28"/>
+        </w:rPr>
+        <w:t>. – URL: https://docs.sql</w:t>
+      </w:r>
+      <w:r>
+        <w:rPr>
+          <w:rFonts w:ascii="Times New Roman" w:hAnsi="Times New Roman" w:cs="Times New Roman"/>
+          <w:bCs/>
+          <w:color w:val="0D0D0D" w:themeColor="text1" w:themeTint="F2"/>
+          <w:szCs w:val="28"/>
+        </w:rPr>
+        <w:t>alchemy.org/ (дата обращения: 02.03.2025</w:t>
+      </w:r>
+      <w:r>
+        <w:rPr>
+          <w:rFonts w:ascii="Times New Roman" w:hAnsi="Times New Roman" w:cs="Times New Roman"/>
+          <w:bCs/>
+          <w:color w:val="0D0D0D" w:themeColor="text1" w:themeTint="F2"/>
+          <w:szCs w:val="28"/>
+        </w:rPr>
+        <w:t>).</w:t>
       </w:r>
     </w:p>
     <w:p>
@@ -7932,7 +8034,7 @@
 </file>
 
 <file path=customXml/itemProps1.xml><?xml version="1.0" encoding="utf-8"?>
-<ds:datastoreItem xmlns:ds="http://schemas.openxmlformats.org/officeDocument/2006/customXml" ds:itemID="{7E6061C6-E90F-43B3-A49F-F089A4689DAB}">
+<ds:datastoreItem xmlns:ds="http://schemas.openxmlformats.org/officeDocument/2006/customXml" ds:itemID="{2C42BFBC-1D60-4EEF-BA9A-47EBE8326DC3}">
   <ds:schemaRefs>
     <ds:schemaRef ds:uri="http://schemas.openxmlformats.org/officeDocument/2006/bibliography"/>
   </ds:schemaRefs>
